--- a/Capstone-final-project/DAY4-Technician Availability.docx
+++ b/Capstone-final-project/DAY4-Technician Availability.docx
@@ -64,6 +64,7 @@
           <w:pgNumType w:fmt="decimal"/>
           <w:formProt w:val="false"/>
           <w:textDirection w:val="lrTb"/>
+          <w:docGrid w:type="default" w:linePitch="100" w:charSpace="0"/>
         </w:sectPr>
       </w:pPr>
     </w:p>
@@ -234,6 +235,7 @@
           <w:pgMar w:left="1134" w:right="1134" w:gutter="0" w:header="0" w:top="1134" w:footer="0" w:bottom="1134"/>
           <w:formProt w:val="false"/>
           <w:textDirection w:val="lrTb"/>
+          <w:docGrid w:type="default" w:linePitch="100" w:charSpace="0"/>
         </w:sectPr>
       </w:pPr>
     </w:p>
@@ -247,65 +249,6 @@
       <w:r>
         <w:rPr/>
         <w:t>APIs</w:t>
-      </w:r>
-    </w:p>
-    <w:p>
-      <w:pPr>
-        <w:sectPr>
-          <w:type w:val="continuous"/>
-          <w:pgSz w:w="11906" w:h="16838"/>
-          <w:pgMar w:left="1134" w:right="1134" w:gutter="0" w:header="0" w:top="1134" w:footer="0" w:bottom="1134"/>
-          <w:pgNumType w:fmt="decimal"/>
-          <w:formProt w:val="false"/>
-          <w:textDirection w:val="lrTb"/>
-        </w:sectPr>
-      </w:pPr>
-    </w:p>
-    <w:p>
-      <w:pPr>
-        <w:pStyle w:val="PreformattedText"/>
-        <w:bidi w:val="0"/>
-        <w:spacing w:before="0" w:after="0"/>
-        <w:jc w:val="left"/>
-        <w:rPr/>
-      </w:pPr>
-      <w:bookmarkStart w:id="0" w:name="code-block-viewer"/>
-      <w:bookmarkEnd w:id="0"/>
-      <w:r>
-        <w:rPr>
-          <w:rStyle w:val="SourceText"/>
-        </w:rPr>
-        <w:t>GET /api/technicians/{id}/availability</w:t>
-      </w:r>
-    </w:p>
-    <w:p>
-      <w:pPr>
-        <w:pStyle w:val="PreformattedText"/>
-        <w:bidi w:val="0"/>
-        <w:spacing w:before="0" w:after="0"/>
-        <w:jc w:val="left"/>
-        <w:rPr/>
-      </w:pPr>
-      <w:r>
-        <w:rPr>
-          <w:rStyle w:val="SourceText"/>
-        </w:rPr>
-        <w:t>GET /api/slots/available</w:t>
-      </w:r>
-    </w:p>
-    <w:p>
-      <w:pPr>
-        <w:pStyle w:val="PreformattedText"/>
-        <w:bidi w:val="0"/>
-        <w:spacing w:before="0" w:after="283"/>
-        <w:jc w:val="left"/>
-        <w:rPr/>
-      </w:pPr>
-      <w:r>
-        <w:rPr>
-          <w:rStyle w:val="SourceText"/>
-        </w:rPr>
-        <w:t>GET /api/slots/technician/{technicianId}</w:t>
       </w:r>
     </w:p>
     <w:p>
@@ -316,177 +259,40 @@
           <w:pgMar w:left="1134" w:right="1134" w:gutter="0" w:header="0" w:top="1134" w:footer="0" w:bottom="1134"/>
           <w:formProt w:val="false"/>
           <w:textDirection w:val="lrTb"/>
+          <w:docGrid w:type="default" w:linePitch="100" w:charSpace="0"/>
         </w:sectPr>
       </w:pPr>
     </w:p>
     <w:p>
       <w:pPr>
-        <w:pStyle w:val="Heading3"/>
-        <w:bidi w:val="0"/>
-        <w:jc w:val="left"/>
-        <w:rPr/>
-      </w:pPr>
-      <w:r>
-        <w:rPr/>
-        <w:t>Business rules</w:t>
-      </w:r>
-    </w:p>
-    <w:p>
-      <w:pPr>
-        <w:sectPr>
-          <w:type w:val="continuous"/>
-          <w:pgSz w:w="11906" w:h="16838"/>
-          <w:pgMar w:left="1134" w:right="1134" w:gutter="0" w:header="0" w:top="1134" w:footer="0" w:bottom="1134"/>
-          <w:pgNumType w:fmt="decimal"/>
-          <w:formProt w:val="false"/>
-          <w:textDirection w:val="lrTb"/>
-        </w:sectPr>
-      </w:pPr>
-    </w:p>
-    <w:p>
-      <w:pPr>
-        <w:pStyle w:val="PreformattedText"/>
-        <w:bidi w:val="0"/>
-        <w:spacing w:before="0" w:after="0"/>
-        <w:jc w:val="left"/>
-        <w:rPr/>
-      </w:pPr>
-      <w:bookmarkStart w:id="1" w:name="code-block-viewer1"/>
-      <w:bookmarkEnd w:id="1"/>
-      <w:r>
-        <w:rPr>
-          <w:rStyle w:val="SourceText"/>
-        </w:rPr>
-        <w:t>Technician inactive</w:t>
-      </w:r>
-    </w:p>
-    <w:p>
-      <w:pPr>
-        <w:pStyle w:val="PreformattedText"/>
-        <w:bidi w:val="0"/>
-        <w:spacing w:before="0" w:after="0"/>
-        <w:jc w:val="left"/>
-        <w:rPr/>
-      </w:pPr>
-      <w:r>
-        <w:rPr>
-          <w:rStyle w:val="SourceText"/>
-        </w:rPr>
-        <w:t xml:space="preserve">        ↓</w:t>
-      </w:r>
-    </w:p>
-    <w:p>
-      <w:pPr>
-        <w:pStyle w:val="PreformattedText"/>
-        <w:bidi w:val="0"/>
-        <w:spacing w:before="0" w:after="0"/>
-        <w:jc w:val="left"/>
-        <w:rPr/>
-      </w:pPr>
-      <w:r>
-        <w:rPr>
-          <w:rStyle w:val="SourceText"/>
-        </w:rPr>
-        <w:t>No new slots</w:t>
-      </w:r>
-    </w:p>
-    <w:p>
-      <w:pPr>
-        <w:pStyle w:val="PreformattedText"/>
-        <w:bidi w:val="0"/>
-        <w:spacing w:before="0" w:after="0"/>
-        <w:jc w:val="left"/>
-        <w:rPr/>
-      </w:pPr>
-      <w:r>
-        <w:rPr/>
-      </w:r>
-    </w:p>
-    <w:p>
-      <w:pPr>
-        <w:pStyle w:val="PreformattedText"/>
-        <w:bidi w:val="0"/>
-        <w:spacing w:before="0" w:after="0"/>
-        <w:jc w:val="left"/>
-        <w:rPr/>
-      </w:pPr>
-      <w:r>
-        <w:rPr>
-          <w:rStyle w:val="SourceText"/>
-        </w:rPr>
-        <w:t>Slot already booked</w:t>
-      </w:r>
-    </w:p>
-    <w:p>
-      <w:pPr>
-        <w:pStyle w:val="PreformattedText"/>
-        <w:bidi w:val="0"/>
-        <w:spacing w:before="0" w:after="0"/>
-        <w:jc w:val="left"/>
-        <w:rPr/>
-      </w:pPr>
-      <w:r>
-        <w:rPr>
-          <w:rStyle w:val="SourceText"/>
-        </w:rPr>
-        <w:t xml:space="preserve">        ↓</w:t>
-      </w:r>
-    </w:p>
-    <w:p>
-      <w:pPr>
-        <w:pStyle w:val="PreformattedText"/>
-        <w:bidi w:val="0"/>
-        <w:spacing w:before="0" w:after="0"/>
-        <w:jc w:val="left"/>
-        <w:rPr/>
-      </w:pPr>
-      <w:r>
-        <w:rPr>
-          <w:rStyle w:val="SourceText"/>
-        </w:rPr>
-        <w:t>Not available</w:t>
-      </w:r>
-    </w:p>
-    <w:p>
-      <w:pPr>
-        <w:pStyle w:val="PreformattedText"/>
-        <w:bidi w:val="0"/>
-        <w:spacing w:before="0" w:after="0"/>
-        <w:jc w:val="left"/>
-        <w:rPr/>
-      </w:pPr>
-      <w:r>
-        <w:rPr/>
-      </w:r>
-    </w:p>
-    <w:p>
-      <w:pPr>
-        <w:pStyle w:val="PreformattedText"/>
-        <w:bidi w:val="0"/>
-        <w:spacing w:before="0" w:after="0"/>
-        <w:jc w:val="left"/>
-        <w:rPr/>
-      </w:pPr>
-      <w:r>
-        <w:rPr>
-          <w:rStyle w:val="SourceText"/>
-        </w:rPr>
-        <w:t>Outside working hours</w:t>
-      </w:r>
-    </w:p>
-    <w:p>
-      <w:pPr>
-        <w:pStyle w:val="PreformattedText"/>
-        <w:bidi w:val="0"/>
-        <w:spacing w:before="0" w:after="0"/>
-        <w:jc w:val="left"/>
-        <w:rPr/>
-      </w:pPr>
-      <w:r>
-        <w:rPr>
-          <w:rStyle w:val="SourceText"/>
-        </w:rPr>
-        <w:t xml:space="preserve">        ↓</w:t>
+        <w:pStyle w:val="PreformattedText"/>
+        <w:bidi w:val="0"/>
+        <w:spacing w:before="0" w:after="0"/>
+        <w:jc w:val="left"/>
+        <w:rPr/>
+      </w:pPr>
+      <w:bookmarkStart w:id="0" w:name="code-block-viewer"/>
+      <w:bookmarkEnd w:id="0"/>
+      <w:r>
+        <w:rPr>
+          <w:rStyle w:val="SourceText"/>
+        </w:rPr>
+        <w:t>GET /api/technicians/{id}/availability</w:t>
+      </w:r>
+    </w:p>
+    <w:p>
+      <w:pPr>
+        <w:pStyle w:val="PreformattedText"/>
+        <w:bidi w:val="0"/>
+        <w:spacing w:before="0" w:after="0"/>
+        <w:jc w:val="left"/>
+        <w:rPr/>
+      </w:pPr>
+      <w:r>
+        <w:rPr>
+          <w:rStyle w:val="SourceText"/>
+        </w:rPr>
+        <w:t>GET /api/slots/available</w:t>
       </w:r>
     </w:p>
     <w:p>
@@ -501,7 +307,7 @@
         <w:rPr>
           <w:rStyle w:val="SourceText"/>
         </w:rPr>
-        <w:t>Cannot create slot</w:t>
+        <w:t>GET /api/slots/technician/{technicianId}</w:t>
       </w:r>
     </w:p>
     <w:p>
@@ -512,6 +318,311 @@
           <w:pgMar w:left="1134" w:right="1134" w:gutter="0" w:header="0" w:top="1134" w:footer="0" w:bottom="1134"/>
           <w:formProt w:val="false"/>
           <w:textDirection w:val="lrTb"/>
+          <w:docGrid w:type="default" w:linePitch="100" w:charSpace="0"/>
+        </w:sectPr>
+      </w:pPr>
+    </w:p>
+    <w:p>
+      <w:pPr>
+        <w:pStyle w:val="Heading3"/>
+        <w:bidi w:val="0"/>
+        <w:jc w:val="left"/>
+        <w:rPr/>
+      </w:pPr>
+      <w:r>
+        <w:rPr/>
+        <w:t>Business rules</w:t>
+      </w:r>
+    </w:p>
+    <w:p>
+      <w:pPr>
+        <w:sectPr>
+          <w:type w:val="continuous"/>
+          <w:pgSz w:w="11906" w:h="16838"/>
+          <w:pgMar w:left="1134" w:right="1134" w:gutter="0" w:header="0" w:top="1134" w:footer="0" w:bottom="1134"/>
+          <w:formProt w:val="false"/>
+          <w:textDirection w:val="lrTb"/>
+          <w:docGrid w:type="default" w:linePitch="100" w:charSpace="0"/>
+        </w:sectPr>
+      </w:pPr>
+    </w:p>
+    <w:p>
+      <w:pPr>
+        <w:pStyle w:val="PreformattedText"/>
+        <w:bidi w:val="0"/>
+        <w:spacing w:before="0" w:after="0"/>
+        <w:jc w:val="left"/>
+        <w:rPr/>
+      </w:pPr>
+      <w:bookmarkStart w:id="1" w:name="code-block-viewer1"/>
+      <w:bookmarkEnd w:id="1"/>
+      <w:r>
+        <w:rPr>
+          <w:rStyle w:val="SourceText"/>
+        </w:rPr>
+        <w:t>Technician inactive</w:t>
+      </w:r>
+    </w:p>
+    <w:p>
+      <w:pPr>
+        <w:pStyle w:val="PreformattedText"/>
+        <w:bidi w:val="0"/>
+        <w:spacing w:before="0" w:after="0"/>
+        <w:jc w:val="left"/>
+        <w:rPr/>
+      </w:pPr>
+      <w:r>
+        <w:rPr>
+          <w:rStyle w:val="SourceText"/>
+        </w:rPr>
+        <w:t xml:space="preserve">        ↓</w:t>
+      </w:r>
+    </w:p>
+    <w:p>
+      <w:pPr>
+        <w:pStyle w:val="PreformattedText"/>
+        <w:bidi w:val="0"/>
+        <w:spacing w:before="0" w:after="0"/>
+        <w:jc w:val="left"/>
+        <w:rPr/>
+      </w:pPr>
+      <w:r>
+        <w:rPr>
+          <w:rStyle w:val="SourceText"/>
+        </w:rPr>
+        <w:t>No new slots</w:t>
+      </w:r>
+    </w:p>
+    <w:p>
+      <w:pPr>
+        <w:pStyle w:val="PreformattedText"/>
+        <w:bidi w:val="0"/>
+        <w:spacing w:before="0" w:after="0"/>
+        <w:jc w:val="left"/>
+        <w:rPr/>
+      </w:pPr>
+      <w:r>
+        <w:rPr/>
+      </w:r>
+    </w:p>
+    <w:p>
+      <w:pPr>
+        <w:pStyle w:val="PreformattedText"/>
+        <w:bidi w:val="0"/>
+        <w:spacing w:before="0" w:after="0"/>
+        <w:jc w:val="left"/>
+        <w:rPr/>
+      </w:pPr>
+      <w:r>
+        <w:rPr>
+          <w:rStyle w:val="SourceText"/>
+        </w:rPr>
+        <w:t>Slot already booked</w:t>
+      </w:r>
+    </w:p>
+    <w:p>
+      <w:pPr>
+        <w:pStyle w:val="PreformattedText"/>
+        <w:bidi w:val="0"/>
+        <w:spacing w:before="0" w:after="0"/>
+        <w:jc w:val="left"/>
+        <w:rPr/>
+      </w:pPr>
+      <w:r>
+        <w:rPr>
+          <w:rStyle w:val="SourceText"/>
+        </w:rPr>
+        <w:t xml:space="preserve">        ↓</w:t>
+      </w:r>
+    </w:p>
+    <w:p>
+      <w:pPr>
+        <w:pStyle w:val="PreformattedText"/>
+        <w:bidi w:val="0"/>
+        <w:spacing w:before="0" w:after="0"/>
+        <w:jc w:val="left"/>
+        <w:rPr/>
+      </w:pPr>
+      <w:r>
+        <w:rPr>
+          <w:rStyle w:val="SourceText"/>
+        </w:rPr>
+        <w:t>Not available</w:t>
+      </w:r>
+    </w:p>
+    <w:p>
+      <w:pPr>
+        <w:pStyle w:val="PreformattedText"/>
+        <w:bidi w:val="0"/>
+        <w:spacing w:before="0" w:after="0"/>
+        <w:jc w:val="left"/>
+        <w:rPr/>
+      </w:pPr>
+      <w:r>
+        <w:rPr/>
+      </w:r>
+    </w:p>
+    <w:p>
+      <w:pPr>
+        <w:pStyle w:val="PreformattedText"/>
+        <w:bidi w:val="0"/>
+        <w:spacing w:before="0" w:after="0"/>
+        <w:jc w:val="left"/>
+        <w:rPr/>
+      </w:pPr>
+      <w:r>
+        <w:rPr>
+          <w:rStyle w:val="SourceText"/>
+        </w:rPr>
+        <w:t>Outside working hours</w:t>
+      </w:r>
+    </w:p>
+    <w:p>
+      <w:pPr>
+        <w:pStyle w:val="PreformattedText"/>
+        <w:bidi w:val="0"/>
+        <w:spacing w:before="0" w:after="0"/>
+        <w:jc w:val="left"/>
+        <w:rPr/>
+      </w:pPr>
+      <w:r>
+        <w:rPr>
+          <w:rStyle w:val="SourceText"/>
+        </w:rPr>
+        <w:t xml:space="preserve">        ↓</w:t>
+      </w:r>
+    </w:p>
+    <w:p>
+      <w:pPr>
+        <w:pStyle w:val="PreformattedText"/>
+        <w:bidi w:val="0"/>
+        <w:spacing w:before="0" w:after="283"/>
+        <w:jc w:val="left"/>
+        <w:rPr/>
+      </w:pPr>
+      <w:r>
+        <w:rPr>
+          <w:rStyle w:val="SourceText"/>
+        </w:rPr>
+        <w:t>Cannot create slot</w:t>
+      </w:r>
+    </w:p>
+    <w:p>
+      <w:pPr>
+        <w:pStyle w:val="PreformattedText"/>
+        <w:bidi w:val="0"/>
+        <w:spacing w:before="0" w:after="283"/>
+        <w:jc w:val="left"/>
+        <w:rPr/>
+      </w:pPr>
+      <w:r>
+        <w:rPr>
+          <w:rStyle w:val="SourceText"/>
+        </w:rPr>
+        <w:t xml:space="preserve">Technician profile summary, </w:t>
+      </w:r>
+    </w:p>
+    <w:p>
+      <w:pPr>
+        <w:pStyle w:val="PreformattedText"/>
+        <w:bidi w:val="0"/>
+        <w:spacing w:before="0" w:after="283"/>
+        <w:jc w:val="left"/>
+        <w:rPr/>
+      </w:pPr>
+      <w:r>
+        <w:rPr>
+          <w:rStyle w:val="SourceText"/>
+        </w:rPr>
+        <w:t xml:space="preserve">skills, </w:t>
+      </w:r>
+    </w:p>
+    <w:p>
+      <w:pPr>
+        <w:pStyle w:val="PreformattedText"/>
+        <w:bidi w:val="0"/>
+        <w:spacing w:before="0" w:after="283"/>
+        <w:jc w:val="left"/>
+        <w:rPr/>
+      </w:pPr>
+      <w:r>
+        <w:rPr>
+          <w:rStyle w:val="SourceText"/>
+        </w:rPr>
+        <w:t xml:space="preserve">service area, </w:t>
+      </w:r>
+    </w:p>
+    <w:p>
+      <w:pPr>
+        <w:pStyle w:val="PreformattedText"/>
+        <w:bidi w:val="0"/>
+        <w:spacing w:before="0" w:after="283"/>
+        <w:jc w:val="left"/>
+        <w:rPr/>
+      </w:pPr>
+      <w:r>
+        <w:rPr>
+          <w:rStyle w:val="SourceText"/>
+        </w:rPr>
+        <w:t xml:space="preserve">today's slots, </w:t>
+      </w:r>
+    </w:p>
+    <w:p>
+      <w:pPr>
+        <w:pStyle w:val="PreformattedText"/>
+        <w:bidi w:val="0"/>
+        <w:spacing w:before="0" w:after="283"/>
+        <w:jc w:val="left"/>
+        <w:rPr/>
+      </w:pPr>
+      <w:r>
+        <w:rPr>
+          <w:rStyle w:val="SourceText"/>
+        </w:rPr>
+        <w:t xml:space="preserve">Available/Booked timeline, </w:t>
+      </w:r>
+    </w:p>
+    <w:p>
+      <w:pPr>
+        <w:pStyle w:val="PreformattedText"/>
+        <w:bidi w:val="0"/>
+        <w:spacing w:before="0" w:after="283"/>
+        <w:jc w:val="left"/>
+        <w:rPr/>
+      </w:pPr>
+      <w:r>
+        <w:rPr>
+          <w:rStyle w:val="SourceText"/>
+        </w:rPr>
+        <w:t xml:space="preserve">available-slots view, </w:t>
+      </w:r>
+    </w:p>
+    <w:p>
+      <w:pPr>
+        <w:pStyle w:val="PreformattedText"/>
+        <w:bidi w:val="0"/>
+        <w:spacing w:before="0" w:after="283"/>
+        <w:jc w:val="left"/>
+        <w:rPr>
+          <w:rStyle w:val="SourceText"/>
+        </w:rPr>
+      </w:pPr>
+      <w:r>
+        <w:rPr>
+          <w:rStyle w:val="SourceText"/>
+        </w:rPr>
+        <w:t>validation for working hours/inactive technician/booked slot</w:t>
+      </w:r>
+    </w:p>
+    <w:p>
+      <w:pPr>
+        <w:sectPr>
+          <w:type w:val="continuous"/>
+          <w:pgSz w:w="11906" w:h="16838"/>
+          <w:pgMar w:left="1134" w:right="1134" w:gutter="0" w:header="0" w:top="1134" w:footer="0" w:bottom="1134"/>
+          <w:formProt w:val="false"/>
+          <w:textDirection w:val="lrTb"/>
+          <w:docGrid w:type="default" w:linePitch="100" w:charSpace="0"/>
         </w:sectPr>
       </w:pPr>
     </w:p>
@@ -535,7 +646,6 @@
           <w:numId w:val="1"/>
         </w:numPr>
         <w:tabs>
-          <w:tab w:val="clear" w:pos="709"/>
           <w:tab w:val="left" w:pos="709" w:leader="none"/>
         </w:tabs>
         <w:bidi w:val="0"/>
@@ -557,7 +667,6 @@
           <w:numId w:val="1"/>
         </w:numPr>
         <w:tabs>
-          <w:tab w:val="clear" w:pos="709"/>
           <w:tab w:val="left" w:pos="709" w:leader="none"/>
         </w:tabs>
         <w:bidi w:val="0"/>
@@ -579,7 +688,6 @@
           <w:numId w:val="1"/>
         </w:numPr>
         <w:tabs>
-          <w:tab w:val="clear" w:pos="709"/>
           <w:tab w:val="left" w:pos="709" w:leader="none"/>
         </w:tabs>
         <w:bidi w:val="0"/>
@@ -601,52 +709,553 @@
           <w:numId w:val="1"/>
         </w:numPr>
         <w:tabs>
+          <w:tab w:val="left" w:pos="709" w:leader="none"/>
+        </w:tabs>
+        <w:bidi w:val="0"/>
+        <w:ind w:left="709" w:hanging="283"/>
+        <w:jc w:val="left"/>
+        <w:rPr/>
+      </w:pPr>
+      <w:r>
+        <w:rPr/>
+        <w:t xml:space="preserve">Request/Response DTOs </w:t>
+      </w:r>
+    </w:p>
+    <w:p>
+      <w:pPr>
+        <w:pStyle w:val="Heading3"/>
+        <w:bidi w:val="0"/>
+        <w:jc w:val="left"/>
+        <w:rPr/>
+      </w:pPr>
+      <w:r>
+        <w:rPr/>
+      </w:r>
+    </w:p>
+    <w:p>
+      <w:pPr>
+        <w:pStyle w:val="Normal"/>
+        <w:bidi w:val="0"/>
+        <w:jc w:val="left"/>
+        <w:rPr/>
+      </w:pPr>
+      <w:r>
+        <w:rPr/>
+        <w:t>========================================</w:t>
+      </w:r>
+    </w:p>
+    <w:p>
+      <w:pPr>
+        <w:pStyle w:val="Normal"/>
+        <w:bidi w:val="0"/>
+        <w:jc w:val="left"/>
+        <w:rPr/>
+      </w:pPr>
+      <w:r>
+        <w:rPr/>
+      </w:r>
+    </w:p>
+    <w:p>
+      <w:pPr>
+        <w:pStyle w:val="TextBody"/>
+        <w:bidi w:val="0"/>
+        <w:jc w:val="left"/>
+        <w:rPr/>
+      </w:pPr>
+      <w:r>
+        <w:rPr/>
+        <w:t xml:space="preserve">This page combines </w:t>
+      </w:r>
+      <w:r>
+        <w:rPr>
+          <w:rStyle w:val="StrongEmphasis"/>
+        </w:rPr>
+        <w:t>Technician + Appointment Slots</w:t>
+      </w:r>
+      <w:r>
+        <w:rPr/>
+        <w:t>.</w:t>
+      </w:r>
+    </w:p>
+    <w:p>
+      <w:pPr>
+        <w:pStyle w:val="TextBody"/>
+        <w:rPr/>
+      </w:pPr>
+      <w:r>
+        <w:rPr/>
+        <w:t xml:space="preserve">The source explicitly combines these two concepts and exposes technician availability and available-slot APIs. </w:t>
+      </w:r>
+    </w:p>
+    <w:p>
+      <w:pPr>
+        <w:pStyle w:val="TextBody"/>
+        <w:rPr/>
+      </w:pPr>
+      <w:r>
+        <w:rPr>
+          <w:rStyle w:val="StrongEmphasis"/>
+        </w:rPr>
+        <w:t>Features:</w:t>
+      </w:r>
+    </w:p>
+    <w:p>
+      <w:pPr>
+        <w:pStyle w:val="TextBody"/>
+        <w:numPr>
+          <w:ilvl w:val="0"/>
+          <w:numId w:val="2"/>
+        </w:numPr>
+        <w:tabs>
           <w:tab w:val="clear" w:pos="709"/>
-          <w:tab w:val="left" w:pos="709" w:leader="none"/>
-        </w:tabs>
-        <w:bidi w:val="0"/>
+          <w:tab w:val="left" w:pos="0" w:leader="none"/>
+        </w:tabs>
+        <w:spacing w:before="0" w:after="0"/>
         <w:ind w:left="709" w:hanging="283"/>
-        <w:jc w:val="left"/>
-        <w:rPr/>
-      </w:pPr>
-      <w:r>
-        <w:rPr/>
-        <w:t xml:space="preserve">Request/Response DTOs </w:t>
-      </w:r>
-    </w:p>
-    <w:p>
-      <w:pPr>
-        <w:pStyle w:val="Heading3"/>
-        <w:bidi w:val="0"/>
-        <w:jc w:val="left"/>
-        <w:rPr/>
-      </w:pPr>
-      <w:r>
-        <w:rPr/>
-        <w:t>End-of-day application</w:t>
-      </w:r>
-    </w:p>
-    <w:p>
-      <w:pPr>
-        <w:pStyle w:val="TextBody"/>
-        <w:bidi w:val="0"/>
-        <w:spacing w:lineRule="auto" w:line="276" w:before="0" w:after="140"/>
-        <w:jc w:val="left"/>
-        <w:rPr/>
-      </w:pPr>
-      <w:r>
-        <w:rPr/>
-        <w:t xml:space="preserve">Students now have a </w:t>
-      </w:r>
+        <w:rPr/>
+      </w:pPr>
+      <w:r>
+        <w:rPr/>
+        <w:t xml:space="preserve">Select technician </w:t>
+      </w:r>
+    </w:p>
+    <w:p>
+      <w:pPr>
+        <w:pStyle w:val="TextBody"/>
+        <w:numPr>
+          <w:ilvl w:val="0"/>
+          <w:numId w:val="2"/>
+        </w:numPr>
+        <w:tabs>
+          <w:tab w:val="clear" w:pos="709"/>
+          <w:tab w:val="left" w:pos="0" w:leader="none"/>
+        </w:tabs>
+        <w:spacing w:before="0" w:after="0"/>
+        <w:ind w:left="709" w:hanging="283"/>
+        <w:rPr/>
+      </w:pPr>
+      <w:r>
+        <w:rPr/>
+        <w:t xml:space="preserve">Display technician information </w:t>
+      </w:r>
+    </w:p>
+    <w:p>
+      <w:pPr>
+        <w:pStyle w:val="TextBody"/>
+        <w:numPr>
+          <w:ilvl w:val="0"/>
+          <w:numId w:val="2"/>
+        </w:numPr>
+        <w:tabs>
+          <w:tab w:val="clear" w:pos="709"/>
+          <w:tab w:val="left" w:pos="0" w:leader="none"/>
+        </w:tabs>
+        <w:spacing w:before="0" w:after="0"/>
+        <w:ind w:left="709" w:hanging="283"/>
+        <w:rPr/>
+      </w:pPr>
+      <w:r>
+        <w:rPr/>
+        <w:t xml:space="preserve">Display service area </w:t>
+      </w:r>
+    </w:p>
+    <w:p>
+      <w:pPr>
+        <w:pStyle w:val="TextBody"/>
+        <w:numPr>
+          <w:ilvl w:val="0"/>
+          <w:numId w:val="2"/>
+        </w:numPr>
+        <w:tabs>
+          <w:tab w:val="clear" w:pos="709"/>
+          <w:tab w:val="left" w:pos="0" w:leader="none"/>
+        </w:tabs>
+        <w:spacing w:before="0" w:after="0"/>
+        <w:ind w:left="709" w:hanging="283"/>
+        <w:rPr/>
+      </w:pPr>
+      <w:r>
+        <w:rPr/>
+        <w:t xml:space="preserve">Display skills </w:t>
+      </w:r>
+    </w:p>
+    <w:p>
+      <w:pPr>
+        <w:pStyle w:val="TextBody"/>
+        <w:numPr>
+          <w:ilvl w:val="0"/>
+          <w:numId w:val="2"/>
+        </w:numPr>
+        <w:tabs>
+          <w:tab w:val="clear" w:pos="709"/>
+          <w:tab w:val="left" w:pos="0" w:leader="none"/>
+        </w:tabs>
+        <w:spacing w:before="0" w:after="0"/>
+        <w:ind w:left="709" w:hanging="283"/>
+        <w:rPr/>
+      </w:pPr>
+      <w:r>
+        <w:rPr/>
+        <w:t xml:space="preserve">Display working hours </w:t>
+      </w:r>
+    </w:p>
+    <w:p>
+      <w:pPr>
+        <w:pStyle w:val="TextBody"/>
+        <w:numPr>
+          <w:ilvl w:val="0"/>
+          <w:numId w:val="2"/>
+        </w:numPr>
+        <w:tabs>
+          <w:tab w:val="clear" w:pos="709"/>
+          <w:tab w:val="left" w:pos="0" w:leader="none"/>
+        </w:tabs>
+        <w:spacing w:before="0" w:after="0"/>
+        <w:ind w:left="709" w:hanging="283"/>
+        <w:rPr/>
+      </w:pPr>
+      <w:r>
+        <w:rPr/>
+        <w:t xml:space="preserve">Show today's availability </w:t>
+      </w:r>
+    </w:p>
+    <w:p>
+      <w:pPr>
+        <w:pStyle w:val="TextBody"/>
+        <w:numPr>
+          <w:ilvl w:val="0"/>
+          <w:numId w:val="2"/>
+        </w:numPr>
+        <w:tabs>
+          <w:tab w:val="clear" w:pos="709"/>
+          <w:tab w:val="left" w:pos="0" w:leader="none"/>
+        </w:tabs>
+        <w:spacing w:before="0" w:after="0"/>
+        <w:ind w:left="709" w:hanging="283"/>
+        <w:rPr/>
+      </w:pPr>
+      <w:r>
+        <w:rPr/>
+        <w:t xml:space="preserve">Show available slots </w:t>
+      </w:r>
+    </w:p>
+    <w:p>
+      <w:pPr>
+        <w:pStyle w:val="TextBody"/>
+        <w:numPr>
+          <w:ilvl w:val="0"/>
+          <w:numId w:val="2"/>
+        </w:numPr>
+        <w:tabs>
+          <w:tab w:val="clear" w:pos="709"/>
+          <w:tab w:val="left" w:pos="0" w:leader="none"/>
+        </w:tabs>
+        <w:spacing w:before="0" w:after="0"/>
+        <w:ind w:left="709" w:hanging="283"/>
+        <w:rPr/>
+      </w:pPr>
+      <w:r>
+        <w:rPr/>
+        <w:t xml:space="preserve">Show booked slots </w:t>
+      </w:r>
+    </w:p>
+    <w:p>
+      <w:pPr>
+        <w:pStyle w:val="TextBody"/>
+        <w:numPr>
+          <w:ilvl w:val="0"/>
+          <w:numId w:val="2"/>
+        </w:numPr>
+        <w:tabs>
+          <w:tab w:val="clear" w:pos="709"/>
+          <w:tab w:val="left" w:pos="0" w:leader="none"/>
+        </w:tabs>
+        <w:spacing w:before="0" w:after="0"/>
+        <w:ind w:left="709" w:hanging="283"/>
+        <w:rPr/>
+      </w:pPr>
+      <w:r>
+        <w:rPr/>
+        <w:t xml:space="preserve">Filter by date </w:t>
+      </w:r>
+    </w:p>
+    <w:p>
+      <w:pPr>
+        <w:pStyle w:val="TextBody"/>
+        <w:numPr>
+          <w:ilvl w:val="0"/>
+          <w:numId w:val="2"/>
+        </w:numPr>
+        <w:tabs>
+          <w:tab w:val="clear" w:pos="709"/>
+          <w:tab w:val="left" w:pos="0" w:leader="none"/>
+        </w:tabs>
+        <w:spacing w:before="0" w:after="0"/>
+        <w:ind w:left="709" w:hanging="283"/>
+        <w:rPr/>
+      </w:pPr>
+      <w:r>
+        <w:rPr/>
+        <w:t xml:space="preserve">Prevent creation of slots for inactive technicians </w:t>
+      </w:r>
+    </w:p>
+    <w:p>
+      <w:pPr>
+        <w:pStyle w:val="TextBody"/>
+        <w:numPr>
+          <w:ilvl w:val="0"/>
+          <w:numId w:val="2"/>
+        </w:numPr>
+        <w:tabs>
+          <w:tab w:val="clear" w:pos="709"/>
+          <w:tab w:val="left" w:pos="0" w:leader="none"/>
+        </w:tabs>
+        <w:spacing w:before="0" w:after="0"/>
+        <w:ind w:left="709" w:hanging="283"/>
+        <w:rPr/>
+      </w:pPr>
+      <w:r>
+        <w:rPr/>
+        <w:t xml:space="preserve">Prevent booking already-booked slots </w:t>
+      </w:r>
+    </w:p>
+    <w:p>
+      <w:pPr>
+        <w:pStyle w:val="TextBody"/>
+        <w:numPr>
+          <w:ilvl w:val="0"/>
+          <w:numId w:val="2"/>
+        </w:numPr>
+        <w:tabs>
+          <w:tab w:val="clear" w:pos="709"/>
+          <w:tab w:val="left" w:pos="0" w:leader="none"/>
+        </w:tabs>
+        <w:ind w:left="709" w:hanging="283"/>
+        <w:rPr/>
+      </w:pPr>
+      <w:r>
+        <w:rPr/>
+        <w:t xml:space="preserve">Validate working hours </w:t>
+      </w:r>
+    </w:p>
+    <w:p>
+      <w:pPr>
+        <w:pStyle w:val="TextBody"/>
+        <w:rPr/>
+      </w:pPr>
       <w:r>
         <w:rPr>
           <w:rStyle w:val="StrongEmphasis"/>
         </w:rPr>
-        <w:t>basic scheduling application</w:t>
-      </w:r>
-      <w:r>
-        <w:rPr/>
-        <w:t>.</w:t>
+        <w:t>Suggested screen:</w:t>
+      </w:r>
+    </w:p>
+    <w:p>
+      <w:pPr>
+        <w:sectPr>
+          <w:type w:val="continuous"/>
+          <w:pgSz w:w="11906" w:h="16838"/>
+          <w:pgMar w:left="1134" w:right="1134" w:gutter="0" w:header="0" w:top="1134" w:footer="0" w:bottom="1134"/>
+          <w:formProt w:val="false"/>
+          <w:textDirection w:val="lrTb"/>
+          <w:docGrid w:type="default" w:linePitch="100" w:charSpace="0"/>
+        </w:sectPr>
+      </w:pPr>
+    </w:p>
+    <w:p>
+      <w:pPr>
+        <w:pStyle w:val="PreformattedText"/>
+        <w:rPr/>
+      </w:pPr>
+      <w:r>
+        <w:rPr/>
+        <w:t>--------------------------------------------------</w:t>
+      </w:r>
+    </w:p>
+    <w:p>
+      <w:pPr>
+        <w:pStyle w:val="PreformattedText"/>
+        <w:rPr/>
+      </w:pPr>
+      <w:r>
+        <w:rPr/>
+        <w:t xml:space="preserve">             </w:t>
+      </w:r>
+      <w:r>
+        <w:rPr/>
+        <w:t>Technician Availability</w:t>
+      </w:r>
+    </w:p>
+    <w:p>
+      <w:pPr>
+        <w:pStyle w:val="PreformattedText"/>
+        <w:rPr/>
+      </w:pPr>
+      <w:r>
+        <w:rPr/>
+        <w:t>--------------------------------------------------</w:t>
+      </w:r>
+    </w:p>
+    <w:p>
+      <w:pPr>
+        <w:pStyle w:val="PreformattedText"/>
+        <w:rPr/>
+      </w:pPr>
+      <w:r>
+        <w:rPr/>
+        <w:t>Ravi</w:t>
+      </w:r>
+    </w:p>
+    <w:p>
+      <w:pPr>
+        <w:pStyle w:val="PreformattedText"/>
+        <w:rPr/>
+      </w:pPr>
+      <w:r>
+        <w:rPr/>
+        <w:t>Bangalore</w:t>
+      </w:r>
+    </w:p>
+    <w:p>
+      <w:pPr>
+        <w:pStyle w:val="PreformattedText"/>
+        <w:rPr/>
+      </w:pPr>
+      <w:r>
+        <w:rPr/>
+        <w:t>Skills: Installation, Repair</w:t>
+      </w:r>
+    </w:p>
+    <w:p>
+      <w:pPr>
+        <w:pStyle w:val="PreformattedText"/>
+        <w:rPr/>
+      </w:pPr>
+      <w:r>
+        <w:rPr/>
+        <w:t>Date: [ 15-Aug-2026 ]</w:t>
+      </w:r>
+    </w:p>
+    <w:p>
+      <w:pPr>
+        <w:pStyle w:val="PreformattedText"/>
+        <w:rPr/>
+      </w:pPr>
+      <w:r>
+        <w:rPr/>
+        <w:t>Today's Availability</w:t>
+      </w:r>
+    </w:p>
+    <w:p>
+      <w:pPr>
+        <w:pStyle w:val="PreformattedText"/>
+        <w:rPr/>
+      </w:pPr>
+      <w:r>
+        <w:rPr/>
+        <w:t>09:00 ───── AVAILABLE</w:t>
+      </w:r>
+    </w:p>
+    <w:p>
+      <w:pPr>
+        <w:pStyle w:val="PreformattedText"/>
+        <w:rPr/>
+      </w:pPr>
+      <w:r>
+        <w:rPr/>
+        <w:t>10:00 ───── AVAILABLE</w:t>
+      </w:r>
+    </w:p>
+    <w:p>
+      <w:pPr>
+        <w:pStyle w:val="PreformattedText"/>
+        <w:rPr/>
+      </w:pPr>
+      <w:r>
+        <w:rPr/>
+        <w:t>11:00 ───── BOOKED</w:t>
+      </w:r>
+    </w:p>
+    <w:p>
+      <w:pPr>
+        <w:pStyle w:val="PreformattedText"/>
+        <w:rPr/>
+      </w:pPr>
+      <w:r>
+        <w:rPr/>
+        <w:t>12:00 ───── AVAILABLE</w:t>
+      </w:r>
+    </w:p>
+    <w:p>
+      <w:pPr>
+        <w:pStyle w:val="PreformattedText"/>
+        <w:rPr/>
+      </w:pPr>
+      <w:r>
+        <w:rPr/>
+        <w:t>14:00 ───── AVAILABLE</w:t>
+      </w:r>
+    </w:p>
+    <w:p>
+      <w:pPr>
+        <w:pStyle w:val="PreformattedText"/>
+        <w:rPr/>
+      </w:pPr>
+      <w:r>
+        <w:rPr/>
+        <w:t>--------------------------------------------------</w:t>
+      </w:r>
+    </w:p>
+    <w:p>
+      <w:pPr>
+        <w:pStyle w:val="PreformattedText"/>
+        <w:rPr/>
+      </w:pPr>
+      <w:r>
+        <w:rPr/>
+        <w:t>Available Slots: 4</w:t>
+      </w:r>
+    </w:p>
+    <w:p>
+      <w:pPr>
+        <w:pStyle w:val="PreformattedText"/>
+        <w:rPr/>
+      </w:pPr>
+      <w:r>
+        <w:rPr/>
+        <w:t>Booked Slots:    1</w:t>
+      </w:r>
+    </w:p>
+    <w:p>
+      <w:pPr>
+        <w:sectPr>
+          <w:type w:val="continuous"/>
+          <w:pgSz w:w="11906" w:h="16838"/>
+          <w:pgMar w:left="1134" w:right="1134" w:gutter="0" w:header="0" w:top="1134" w:footer="0" w:bottom="1134"/>
+          <w:formProt w:val="false"/>
+          <w:textDirection w:val="lrTb"/>
+          <w:docGrid w:type="default" w:linePitch="100" w:charSpace="0"/>
+        </w:sectPr>
+      </w:pPr>
+    </w:p>
+    <w:p>
+      <w:pPr>
+        <w:pStyle w:val="TextBody"/>
+        <w:rPr/>
+      </w:pPr>
+      <w:r>
+        <w:rPr/>
+        <w:t xml:space="preserve">This is an important page because students start implementing </w:t>
+      </w:r>
+      <w:r>
+        <w:rPr>
+          <w:rStyle w:val="StrongEmphasis"/>
+        </w:rPr>
+        <w:t>business rules</w:t>
+      </w:r>
+      <w:r>
+        <w:rPr/>
+        <w:t>, rather than only CRUD.</w:t>
       </w:r>
     </w:p>
     <w:p>
@@ -664,9 +1273,9 @@
       <w:type w:val="continuous"/>
       <w:pgSz w:w="11906" w:h="16838"/>
       <w:pgMar w:left="1134" w:right="1134" w:gutter="0" w:header="0" w:top="1134" w:footer="0" w:bottom="1134"/>
-      <w:pgNumType w:fmt="decimal"/>
       <w:formProt w:val="false"/>
       <w:textDirection w:val="lrTb"/>
+      <w:docGrid w:type="default" w:linePitch="100" w:charSpace="0"/>
     </w:sectPr>
   </w:body>
 </w:document>
@@ -814,7 +1423,143 @@
   <w:abstractNum w:abstractNumId="2">
     <w:lvl w:ilvl="0">
       <w:start w:val="1"/>
-      <w:pStyle w:val="Heading1"/>
+      <w:numFmt w:val="bullet"/>
+      <w:lvlText w:val=""/>
+      <w:lvlJc w:val="left"/>
+      <w:pPr>
+        <w:tabs>
+          <w:tab w:val="num" w:pos="709"/>
+        </w:tabs>
+        <w:ind w:left="709" w:hanging="283"/>
+      </w:pPr>
+      <w:rPr>
+        <w:rFonts w:ascii="Symbol" w:hAnsi="Symbol" w:cs="Symbol" w:hint="default"/>
+      </w:rPr>
+    </w:lvl>
+    <w:lvl w:ilvl="1">
+      <w:start w:val="1"/>
+      <w:numFmt w:val="bullet"/>
+      <w:lvlText w:val=""/>
+      <w:lvlJc w:val="left"/>
+      <w:pPr>
+        <w:tabs>
+          <w:tab w:val="num" w:pos="1418"/>
+        </w:tabs>
+        <w:ind w:left="1418" w:hanging="283"/>
+      </w:pPr>
+      <w:rPr>
+        <w:rFonts w:ascii="Symbol" w:hAnsi="Symbol" w:cs="Symbol" w:hint="default"/>
+      </w:rPr>
+    </w:lvl>
+    <w:lvl w:ilvl="2">
+      <w:start w:val="1"/>
+      <w:numFmt w:val="bullet"/>
+      <w:lvlText w:val=""/>
+      <w:lvlJc w:val="left"/>
+      <w:pPr>
+        <w:tabs>
+          <w:tab w:val="num" w:pos="2127"/>
+        </w:tabs>
+        <w:ind w:left="2127" w:hanging="283"/>
+      </w:pPr>
+      <w:rPr>
+        <w:rFonts w:ascii="Symbol" w:hAnsi="Symbol" w:cs="Symbol" w:hint="default"/>
+      </w:rPr>
+    </w:lvl>
+    <w:lvl w:ilvl="3">
+      <w:start w:val="1"/>
+      <w:numFmt w:val="bullet"/>
+      <w:lvlText w:val=""/>
+      <w:lvlJc w:val="left"/>
+      <w:pPr>
+        <w:tabs>
+          <w:tab w:val="num" w:pos="2836"/>
+        </w:tabs>
+        <w:ind w:left="2836" w:hanging="283"/>
+      </w:pPr>
+      <w:rPr>
+        <w:rFonts w:ascii="Symbol" w:hAnsi="Symbol" w:cs="Symbol" w:hint="default"/>
+      </w:rPr>
+    </w:lvl>
+    <w:lvl w:ilvl="4">
+      <w:start w:val="1"/>
+      <w:numFmt w:val="bullet"/>
+      <w:lvlText w:val=""/>
+      <w:lvlJc w:val="left"/>
+      <w:pPr>
+        <w:tabs>
+          <w:tab w:val="num" w:pos="3545"/>
+        </w:tabs>
+        <w:ind w:left="3545" w:hanging="283"/>
+      </w:pPr>
+      <w:rPr>
+        <w:rFonts w:ascii="Symbol" w:hAnsi="Symbol" w:cs="Symbol" w:hint="default"/>
+      </w:rPr>
+    </w:lvl>
+    <w:lvl w:ilvl="5">
+      <w:start w:val="1"/>
+      <w:numFmt w:val="bullet"/>
+      <w:lvlText w:val=""/>
+      <w:lvlJc w:val="left"/>
+      <w:pPr>
+        <w:tabs>
+          <w:tab w:val="num" w:pos="4254"/>
+        </w:tabs>
+        <w:ind w:left="4254" w:hanging="283"/>
+      </w:pPr>
+      <w:rPr>
+        <w:rFonts w:ascii="Symbol" w:hAnsi="Symbol" w:cs="Symbol" w:hint="default"/>
+      </w:rPr>
+    </w:lvl>
+    <w:lvl w:ilvl="6">
+      <w:start w:val="1"/>
+      <w:numFmt w:val="bullet"/>
+      <w:lvlText w:val=""/>
+      <w:lvlJc w:val="left"/>
+      <w:pPr>
+        <w:tabs>
+          <w:tab w:val="num" w:pos="4963"/>
+        </w:tabs>
+        <w:ind w:left="4963" w:hanging="283"/>
+      </w:pPr>
+      <w:rPr>
+        <w:rFonts w:ascii="Symbol" w:hAnsi="Symbol" w:cs="Symbol" w:hint="default"/>
+      </w:rPr>
+    </w:lvl>
+    <w:lvl w:ilvl="7">
+      <w:start w:val="1"/>
+      <w:numFmt w:val="bullet"/>
+      <w:lvlText w:val=""/>
+      <w:lvlJc w:val="left"/>
+      <w:pPr>
+        <w:tabs>
+          <w:tab w:val="num" w:pos="5672"/>
+        </w:tabs>
+        <w:ind w:left="5672" w:hanging="283"/>
+      </w:pPr>
+      <w:rPr>
+        <w:rFonts w:ascii="Symbol" w:hAnsi="Symbol" w:cs="Symbol" w:hint="default"/>
+      </w:rPr>
+    </w:lvl>
+    <w:lvl w:ilvl="8">
+      <w:start w:val="1"/>
+      <w:numFmt w:val="bullet"/>
+      <w:lvlText w:val=""/>
+      <w:lvlJc w:val="left"/>
+      <w:pPr>
+        <w:tabs>
+          <w:tab w:val="num" w:pos="6381"/>
+        </w:tabs>
+        <w:ind w:left="6381" w:hanging="283"/>
+      </w:pPr>
+      <w:rPr>
+        <w:rFonts w:ascii="Symbol" w:hAnsi="Symbol" w:cs="Symbol" w:hint="default"/>
+      </w:rPr>
+    </w:lvl>
+  </w:abstractNum>
+  <w:abstractNum w:abstractNumId="3">
+    <w:lvl w:ilvl="0">
+      <w:start w:val="1"/>
       <w:numFmt w:val="none"/>
       <w:suff w:val="nothing"/>
       <w:lvlText w:val=""/>
@@ -841,7 +1586,6 @@
     </w:lvl>
     <w:lvl w:ilvl="2">
       <w:start w:val="1"/>
-      <w:pStyle w:val="Heading3"/>
       <w:numFmt w:val="none"/>
       <w:suff w:val="nothing"/>
       <w:lvlText w:val=""/>
@@ -937,6 +1681,9 @@
   </w:num>
   <w:num w:numId="2">
     <w:abstractNumId w:val="2"/>
+  </w:num>
+  <w:num w:numId="3">
+    <w:abstractNumId w:val="3"/>
   </w:num>
 </w:numbering>
 </file>
@@ -955,7 +1702,6 @@
     </w:rPrDefault>
     <w:pPrDefault>
       <w:pPr>
-        <w:widowControl/>
         <w:suppressAutoHyphens w:val="true"/>
       </w:pPr>
     </w:pPrDefault>
@@ -965,7 +1711,10 @@
     <w:qFormat/>
     <w:pPr>
       <w:widowControl/>
+      <w:suppressAutoHyphens w:val="true"/>
       <w:bidi w:val="0"/>
+      <w:spacing w:before="0" w:after="0"/>
+      <w:jc w:val="left"/>
     </w:pPr>
     <w:rPr>
       <w:rFonts w:ascii="Liberation Serif" w:hAnsi="Liberation Serif" w:eastAsia="Noto Serif CJK SC" w:cs="Lohit Devanagari"/>
